--- a/CCM_Tool_v0.57/CCM_Tool_v0.57_User_Manual.docx
+++ b/CCM_Tool_v0.57/CCM_Tool_v0.57_User_Manual.docx
@@ -3661,7 +3661,7 @@
     </w:p>
     <w:p>
       <w:r>
-        <w:t>CCM_anaconda.bat creates the dedicated ccm_tool environment. RUN_DATA_SCAN.bat provides a logged command-line scan, and CCM_Data_Scanner.bat launches the safe standalone GUI. ArcPy is optional for these modes; GDAL/OGR is optional for richer container enumeration.</w:t>
+        <w:t>CCM_anaconda.bat creates the dedicated ccm_tool environment and activates it in the current Anaconda Prompt automatically (no separate conda activate step needed). RUN_DATA_SCAN.bat provides a logged command-line scan, and CCM_Data_Scanner.bat launches the safe standalone GUI. ArcPy is optional for these modes; GDAL/OGR is optional for richer container enumeration.</w:t>
       </w:r>
     </w:p>
     <w:p>
